--- a/资源/应用/soul/soul功能介绍和注意.docx
+++ b/资源/应用/soul/soul功能介绍和注意.docx
@@ -1,10 +1,9 @@
 
 <file path=word/document.xml><?xml version="1.0" encoding="utf-8"?>
-<w:document xmlns:w="http://schemas.openxmlformats.org/wordprocessingml/2006/main" xmlns:wp="http://schemas.openxmlformats.org/drawingml/2006/wordprocessingDrawing" xmlns:r="http://schemas.openxmlformats.org/officeDocument/2006/relationships" xmlns:v="urn:schemas-microsoft-com:vml" xmlns:w10="urn:schemas-microsoft-com:office:word" xmlns:o="urn:schemas-microsoft-com:office:office" xmlns:wp14="http://schemas.microsoft.com/office/word/2010/wordprocessingDrawing" xmlns:w14="http://schemas.microsoft.com/office/word/2010/wordml" xmlns:mc="http://schemas.openxmlformats.org/markup-compatibility/2006" xmlns:m="http://schemas.openxmlformats.org/officeDocument/2006/math" xmlns:wps="http://schemas.microsoft.com/office/word/2010/wordprocessingShape" xmlns:wpg="http://schemas.microsoft.com/office/word/2010/wordprocessingGroup" xmlns:wpi="http://schemas.microsoft.com/office/word/2010/wordprocessingInk" xmlns:wpc="http://schemas.microsoft.com/office/word/2010/wordprocessingCanvas" xmlns:wpsCustomData="http://www.wps.cn/officeDocument/2013/wpsCustomData" mc:Ignorable="w14 wp14">
+<w:document xmlns:w="http://schemas.openxmlformats.org/wordprocessingml/2006/main" xmlns:o="urn:schemas-microsoft-com:office:office" xmlns:r="http://schemas.openxmlformats.org/officeDocument/2006/relationships" xmlns:m="http://schemas.openxmlformats.org/officeDocument/2006/math" xmlns:v="urn:schemas-microsoft-com:vml" xmlns:a="http://schemas.openxmlformats.org/drawingml/2006/main" xmlns:wps="http://schemas.microsoft.com/office/word/2010/wordprocessingShape" xmlns:wp="http://schemas.openxmlformats.org/drawingml/2006/wordprocessingDrawing" xmlns:pic="http://schemas.openxmlformats.org/drawingml/2006/picture" xmlns:mc="http://schemas.openxmlformats.org/markup-compatibility/2006" xmlns:wpg="http://schemas.microsoft.com/office/word/2010/wordprocessingGroup" xmlns:wpc="http://schemas.microsoft.com/office/word/2010/wordprocessingCanvas" xmlns:w10="urn:schemas-microsoft-com:office:word" xmlns:w14="http://schemas.microsoft.com/office/word/2010/wordml" xmlns:a14="http://schemas.microsoft.com/office/drawing/2010/main" mc:Ignorable="w14">
   <w:body>
     <w:p>
       <w:pPr>
-        <w:pStyle w:val="style0"/>
         <w:rPr>
           <w:rFonts w:hint="eastAsia"/>
           <w:lang w:eastAsia="zh-CN"/>
@@ -20,7 +19,6 @@
     </w:p>
     <w:p>
       <w:pPr>
-        <w:pStyle w:val="style0"/>
         <w:rPr>
           <w:rFonts w:hint="eastAsia"/>
           <w:lang w:eastAsia="zh-CN"/>
@@ -36,7 +34,6 @@
     </w:p>
     <w:p>
       <w:pPr>
-        <w:pStyle w:val="style0"/>
         <w:rPr>
           <w:rFonts w:hint="eastAsia"/>
           <w:lang w:eastAsia="zh-CN"/>
@@ -52,7 +49,6 @@
     </w:p>
     <w:p>
       <w:pPr>
-        <w:pStyle w:val="style0"/>
         <w:rPr>
           <w:rFonts w:hint="eastAsia"/>
           <w:lang w:eastAsia="zh-CN"/>
@@ -68,7 +64,6 @@
     </w:p>
     <w:p>
       <w:pPr>
-        <w:pStyle w:val="style0"/>
         <w:rPr>
           <w:rFonts w:hint="eastAsia"/>
           <w:lang w:eastAsia="zh-CN"/>
@@ -84,7 +79,6 @@
     </w:p>
     <w:p>
       <w:pPr>
-        <w:pStyle w:val="style0"/>
         <w:rPr>
           <w:rFonts w:hint="eastAsia"/>
           <w:lang w:eastAsia="zh-CN"/>
@@ -100,7 +94,6 @@
     </w:p>
     <w:p>
       <w:pPr>
-        <w:pStyle w:val="style0"/>
         <w:rPr>
           <w:rFonts w:hint="eastAsia"/>
           <w:lang w:eastAsia="zh-CN"/>
@@ -116,7 +109,6 @@
     </w:p>
     <w:p>
       <w:pPr>
-        <w:pStyle w:val="style0"/>
         <w:rPr>
           <w:rFonts w:hint="eastAsia"/>
           <w:lang w:eastAsia="zh-CN"/>
@@ -132,7 +124,6 @@
     </w:p>
     <w:p>
       <w:pPr>
-        <w:pStyle w:val="style0"/>
         <w:rPr>
           <w:rFonts w:hint="eastAsia"/>
           <w:lang w:eastAsia="zh-CN"/>
@@ -148,7 +139,6 @@
     </w:p>
     <w:p>
       <w:pPr>
-        <w:pStyle w:val="style0"/>
         <w:rPr>
           <w:rFonts w:hint="eastAsia"/>
           <w:lang w:eastAsia="zh-CN"/>
@@ -164,7 +154,6 @@
     </w:p>
     <w:p>
       <w:pPr>
-        <w:pStyle w:val="style0"/>
         <w:rPr>
           <w:rFonts w:hint="eastAsia"/>
           <w:lang w:eastAsia="zh-CN"/>
@@ -180,7 +169,6 @@
     </w:p>
     <w:p>
       <w:pPr>
-        <w:pStyle w:val="style0"/>
         <w:rPr>
           <w:rFonts w:hint="eastAsia"/>
           <w:lang w:eastAsia="zh-CN"/>
@@ -196,7 +184,6 @@
     </w:p>
     <w:p>
       <w:pPr>
-        <w:pStyle w:val="style0"/>
         <w:rPr>
           <w:rFonts w:hint="eastAsia"/>
           <w:lang w:eastAsia="zh-CN"/>
@@ -212,7 +199,6 @@
     </w:p>
     <w:p>
       <w:pPr>
-        <w:pStyle w:val="style0"/>
         <w:rPr>
           <w:rFonts w:hint="eastAsia"/>
           <w:lang w:eastAsia="zh-CN"/>
@@ -228,7 +214,6 @@
     </w:p>
     <w:p>
       <w:pPr>
-        <w:pStyle w:val="style0"/>
         <w:rPr>
           <w:rFonts w:hint="eastAsia"/>
           <w:lang w:eastAsia="zh-CN"/>
@@ -244,7 +229,6 @@
     </w:p>
     <w:p>
       <w:pPr>
-        <w:pStyle w:val="style0"/>
         <w:rPr>
           <w:rFonts w:hint="eastAsia"/>
           <w:lang w:eastAsia="zh-CN"/>
@@ -260,23 +244,21 @@
     </w:p>
     <w:p>
       <w:pPr>
-        <w:pStyle w:val="style0"/>
-        <w:rPr>
-          <w:rFonts w:hint="eastAsia"/>
-          <w:lang w:eastAsia="zh-CN"/>
-        </w:rPr>
-      </w:pPr>
-      <w:r>
-        <w:rPr>
-          <w:rFonts w:hint="eastAsia"/>
-          <w:lang w:eastAsia="zh-CN"/>
-        </w:rPr>
-        <w:t>• 聊天社交（Chat &amp; Group）：</w:t>
-      </w:r>
-    </w:p>
-    <w:p>
-      <w:pPr>
-        <w:pStyle w:val="style0"/>
+        <w:rPr>
+          <w:rFonts w:hint="eastAsia"/>
+          <w:lang w:eastAsia="zh-CN"/>
+        </w:rPr>
+      </w:pPr>
+      <w:r>
+        <w:rPr>
+          <w:rFonts w:hint="eastAsia"/>
+          <w:lang w:eastAsia="zh-CN"/>
+        </w:rPr>
+        <w:t>• 聊天社交（Chat&amp;Group）：</w:t>
+      </w:r>
+    </w:p>
+    <w:p>
+      <w:pPr>
         <w:rPr>
           <w:rFonts w:hint="eastAsia"/>
           <w:lang w:eastAsia="zh-CN"/>
@@ -292,7 +274,6 @@
     </w:p>
     <w:p>
       <w:pPr>
-        <w:pStyle w:val="style0"/>
         <w:rPr>
           <w:rFonts w:hint="eastAsia"/>
           <w:lang w:eastAsia="zh-CN"/>
@@ -308,7 +289,6 @@
     </w:p>
     <w:p>
       <w:pPr>
-        <w:pStyle w:val="style0"/>
         <w:rPr>
           <w:rFonts w:hint="eastAsia"/>
           <w:lang w:eastAsia="zh-CN"/>
@@ -324,7 +304,6 @@
     </w:p>
     <w:p>
       <w:pPr>
-        <w:pStyle w:val="style0"/>
         <w:rPr>
           <w:rFonts w:hint="eastAsia"/>
           <w:lang w:eastAsia="zh-CN"/>
@@ -340,7 +319,6 @@
     </w:p>
     <w:p>
       <w:pPr>
-        <w:pStyle w:val="style0"/>
         <w:rPr>
           <w:rFonts w:hint="eastAsia"/>
           <w:lang w:eastAsia="zh-CN"/>
@@ -356,7 +334,6 @@
     </w:p>
     <w:p>
       <w:pPr>
-        <w:pStyle w:val="style0"/>
         <w:rPr>
           <w:rFonts w:hint="eastAsia"/>
           <w:lang w:eastAsia="zh-CN"/>
@@ -372,7 +349,6 @@
     </w:p>
     <w:p>
       <w:pPr>
-        <w:pStyle w:val="style0"/>
         <w:rPr>
           <w:rFonts w:hint="eastAsia"/>
           <w:lang w:eastAsia="zh-CN"/>
@@ -388,7 +364,6 @@
     </w:p>
     <w:p>
       <w:pPr>
-        <w:pStyle w:val="style0"/>
         <w:rPr>
           <w:rFonts w:hint="eastAsia"/>
           <w:lang w:eastAsia="zh-CN"/>
@@ -404,7 +379,6 @@
     </w:p>
     <w:p>
       <w:pPr>
-        <w:pStyle w:val="style0"/>
         <w:rPr>
           <w:rFonts w:hint="eastAsia"/>
           <w:lang w:eastAsia="zh-CN"/>
@@ -420,7 +394,6 @@
     </w:p>
     <w:p>
       <w:pPr>
-        <w:pStyle w:val="style0"/>
         <w:rPr>
           <w:rFonts w:hint="eastAsia"/>
           <w:lang w:eastAsia="zh-CN"/>
@@ -436,7 +409,6 @@
     </w:p>
     <w:p>
       <w:pPr>
-        <w:pStyle w:val="style0"/>
         <w:rPr>
           <w:rFonts w:hint="eastAsia"/>
           <w:lang w:eastAsia="zh-CN"/>
@@ -452,7 +424,6 @@
     </w:p>
     <w:p>
       <w:pPr>
-        <w:pStyle w:val="style0"/>
         <w:rPr>
           <w:rFonts w:hint="eastAsia"/>
           <w:lang w:eastAsia="zh-CN"/>
@@ -468,7 +439,6 @@
     </w:p>
     <w:p>
       <w:pPr>
-        <w:pStyle w:val="style0"/>
         <w:rPr>
           <w:rFonts w:hint="eastAsia"/>
           <w:lang w:eastAsia="zh-CN"/>
@@ -483,7 +453,6 @@
       </w:r>
       <w:r>
         <w:rPr>
-          <w:rFonts w:hint="default"/>
           <w:lang w:val="en-US" w:eastAsia="zh-CN"/>
         </w:rPr>
         <w:t>Ta</w:t>
@@ -505,7 +474,6 @@
     </w:p>
     <w:p>
       <w:pPr>
-        <w:pStyle w:val="style0"/>
         <w:rPr>
           <w:rFonts w:hint="eastAsia"/>
           <w:lang w:eastAsia="zh-CN"/>
@@ -521,7 +489,6 @@
     </w:p>
     <w:p>
       <w:pPr>
-        <w:pStyle w:val="style0"/>
         <w:rPr>
           <w:rFonts w:hint="eastAsia"/>
           <w:lang w:eastAsia="zh-CN"/>
@@ -537,7 +504,6 @@
     </w:p>
     <w:p>
       <w:pPr>
-        <w:pStyle w:val="style0"/>
         <w:rPr>
           <w:rFonts w:hint="eastAsia"/>
           <w:lang w:eastAsia="zh-CN"/>
@@ -553,9 +519,7 @@
     </w:p>
     <w:p>
       <w:pPr>
-        <w:pStyle w:val="style0"/>
-        <w:rPr>
-          <w:rFonts w:hint="eastAsia"/>
+        <w:rPr>
           <w:lang w:eastAsia="zh-CN"/>
         </w:rPr>
       </w:pPr>
@@ -569,324 +533,102 @@
     </w:p>
     <w:p>
       <w:pPr>
-        <w:pStyle w:val="style0"/>
-        <w:rPr/>
-      </w:pPr>
-    </w:p>
-    <w:sectPr/>
+        <w:rPr>
+          <w:rFonts w:hint="eastAsia"/>
+          <w:lang w:eastAsia="zh-CN"/>
+        </w:rPr>
+      </w:pPr>
+      <w:r>
+        <w:rPr>
+          <w:lang w:eastAsia="zh-CN"/>
+        </w:rPr>
+        <w:t>3.允许二改（因为我有点忙，不能及时修bug加功能），可二改发布于float资源集市，标注一下原作者即可。</w:t>
+      </w:r>
+      <w:bookmarkStart w:id="0" w:name="_GoBack"/>
+      <w:bookmarkEnd w:id="0"/>
+    </w:p>
+    <w:p/>
+    <w:sectPr>
+      <w:pgSz w:w="11907" w:h="16839"/>
+      <w:pgMar w:top="1440" w:right="1800" w:bottom="1440" w:left="1800" w:header="851" w:footer="992" w:gutter="0"/>
+      <w:docGrid w:linePitch="312" w:charSpace="0"/>
+    </w:sectPr>
   </w:body>
 </w:document>
 </file>
 
-<file path=word/numbering.xml><?xml version="1.0" encoding="utf-8"?>
-<w:numbering xmlns:wpc="http://schemas.microsoft.com/office/word/2010/wordprocessingCanvas" xmlns:mc="http://schemas.openxmlformats.org/markup-compatibility/2006" xmlns:o="urn:schemas-microsoft-com:office:office" xmlns:r="http://schemas.openxmlformats.org/package/2006/relationships" xmlns:m="http://schemas.openxmlformats.org/officeDocument/2006/math" xmlns:v="urn:schemas-microsoft-com:vml" xmlns:wp14="http://schemas.microsoft.com/office/word/2010/wordprocessingDrawing" xmlns:wp="http://schemas.openxmlformats.org/drawingml/2006/wordprocessingDrawing" xmlns:w10="urn:schemas-microsoft-com:office:word" xmlns:w="http://schemas.openxmlformats.org/wordprocessingml/2006/main" xmlns:w14="http://schemas.microsoft.com/office/word/2010/wordml" xmlns:wpg="http://schemas.microsoft.com/office/word/2010/wordprocessingGroup" xmlns:wpi="http://schemas.microsoft.com/office/word/2010/wordprocessingInk" xmlns:wne="http://schemas.microsoft.com/office/word/2006/wordml" xmlns:wps="http://schemas.microsoft.com/office/word/2010/wordprocessingShape" mc:Ignorable="w14 wp14"/>
-</file>
-
 <file path=word/styles.xml><?xml version="1.0" encoding="utf-8"?>
-<w:styles xmlns:mc="http://schemas.openxmlformats.org/markup-compatibility/2006" xmlns:w="http://schemas.openxmlformats.org/wordprocessingml/2006/main" xmlns:w14="http://schemas.microsoft.com/office/word/2010/wordml" mc:Ignorable="w14">
+<w:styles xmlns:w="http://schemas.openxmlformats.org/wordprocessingml/2006/main" xmlns:r="http://schemas.openxmlformats.org/officeDocument/2006/relationships">
   <w:docDefaults>
-    <w:rPrDefault/>
-    <w:pPrDefault>
-      <w:pPr/>
-    </w:pPrDefault>
+    <w:rPrDefault>
+      <w:rPr>
+        <w:rFonts w:ascii="Times New Roman" w:eastAsia="宋体" w:hAnsi="Times New Roman" w:cs="Times New Roman"/>
+        <w:lang w:val="en-US" w:eastAsia="zh-CN" w:bidi="ar-SA"/>
+      </w:rPr>
+    </w:rPrDefault>
+    <w:pPrDefault/>
   </w:docDefaults>
-  <w:style w:type="paragraph" w:default="1" w:styleId="style0">
+  <w:style w:type="paragraph" w:default="1" w:styleId="0">
     <w:name w:val="Normal"/>
-    <w:next w:val="style0"/>
-    <w:qFormat/>
     <w:pPr>
       <w:jc w:val="both"/>
     </w:pPr>
     <w:rPr>
-      <w:rFonts w:ascii="Times New Roman" w:eastAsia="宋体"/>
-      <w:kern w:val="1"/>
+      <w:rFonts w:ascii="Times New Roman" w:eastAsia="宋体" w:hAnsi="Times New Roman"/>
+      <w:kern w:val="2"/>
       <w:szCs w:val="22"/>
     </w:rPr>
   </w:style>
+  <w:style w:type="paragraph" w:styleId="1">
+    <w:name w:val="heading 1"/>
+    <w:basedOn w:val="0"/>
+    <w:next w:val="0"/>
+    <w:pPr>
+      <w:keepNext/>
+      <w:keepLines/>
+      <w:spacing w:before="340" w:after="330" w:line="578" w:lineRule="auto"/>
+      <w:outlineLvl w:val="0"/>
+    </w:pPr>
+    <w:rPr>
+      <w:b/>
+      <w:bCs/>
+      <w:kern w:val="44"/>
+      <w:sz w:val="44"/>
+    </w:rPr>
+  </w:style>
+  <w:style w:type="paragraph" w:styleId="2">
+    <w:name w:val="heading 2"/>
+    <w:basedOn w:val="0"/>
+    <w:next w:val="0"/>
+    <w:pPr>
+      <w:keepNext/>
+      <w:keepLines/>
+      <w:spacing w:before="260" w:after="260" w:line="415" w:lineRule="auto"/>
+      <w:outlineLvl w:val="1"/>
+    </w:pPr>
+    <w:rPr>
+      <w:rFonts w:ascii="Luxi Sans" w:eastAsia="荣耀黑体" w:hAnsi="Luxi Sans"/>
+      <w:b/>
+      <w:sz w:val="32"/>
+    </w:rPr>
+  </w:style>
+  <w:style w:type="paragraph" w:styleId="3">
+    <w:name w:val="heading 3"/>
+    <w:basedOn w:val="0"/>
+    <w:next w:val="0"/>
+    <w:pPr>
+      <w:keepNext/>
+      <w:keepLines/>
+      <w:spacing w:before="260" w:after="260" w:line="415" w:lineRule="auto"/>
+      <w:outlineLvl w:val="2"/>
+    </w:pPr>
+    <w:rPr>
+      <w:b/>
+      <w:sz w:val="32"/>
+    </w:rPr>
+  </w:style>
+  <w:style w:type="character" w:default="1" w:styleId="10">
+    <w:name w:val="Default Paragraph Font"/>
+  </w:style>
 </w:styles>
-</file>
-
-<file path=word/theme/theme1.xml><?xml version="1.0" encoding="utf-8"?>
-<a:theme xmlns:a="http://schemas.openxmlformats.org/drawingml/2006/main" name="Office Theme">
-  <a:themeElements>
-    <a:clrScheme name="Office">
-      <a:dk1>
-        <a:sysClr val="windowText" lastClr="000000"/>
-      </a:dk1>
-      <a:lt1>
-        <a:sysClr val="window" lastClr="FFFFFF"/>
-      </a:lt1>
-      <a:dk2>
-        <a:srgbClr val="1F497D"/>
-      </a:dk2>
-      <a:lt2>
-        <a:srgbClr val="EEECE1"/>
-      </a:lt2>
-      <a:accent1>
-        <a:srgbClr val="4F81BD"/>
-      </a:accent1>
-      <a:accent2>
-        <a:srgbClr val="C0504D"/>
-      </a:accent2>
-      <a:accent3>
-        <a:srgbClr val="9BBB59"/>
-      </a:accent3>
-      <a:accent4>
-        <a:srgbClr val="8064A2"/>
-      </a:accent4>
-      <a:accent5>
-        <a:srgbClr val="4BACC6"/>
-      </a:accent5>
-      <a:accent6>
-        <a:srgbClr val="F79646"/>
-      </a:accent6>
-      <a:hlink>
-        <a:srgbClr val="0000FF"/>
-      </a:hlink>
-      <a:folHlink>
-        <a:srgbClr val="800080"/>
-      </a:folHlink>
-    </a:clrScheme>
-    <a:fontScheme name="Office">
-      <a:majorFont>
-        <a:latin typeface="Cambria"/>
-        <a:ea typeface=""/>
-        <a:cs typeface=""/>
-        <a:font script="Jpan" typeface="ＭＳ ゴシック"/>
-        <a:font script="Hang" typeface="맑은 고딕"/>
-        <a:font script="Hans" typeface="宋体"/>
-        <a:font script="Hant" typeface="新細明體"/>
-        <a:font script="Arab" typeface="Times New Roman"/>
-        <a:font script="Hebr" typeface="Times New Roman"/>
-        <a:font script="Thai" typeface="Angsana New"/>
-        <a:font script="Ethi" typeface="Nyala"/>
-        <a:font script="Beng" typeface="Vrinda"/>
-        <a:font script="Gujr" typeface="Shruti"/>
-        <a:font script="Khmr" typeface="MoolBoran"/>
-        <a:font script="Knda" typeface="Tunga"/>
-        <a:font script="Guru" typeface="Raavi"/>
-        <a:font script="Cans" typeface="Euphemia"/>
-        <a:font script="Cher" typeface="Plantagenet Cherokee"/>
-        <a:font script="Yiii" typeface="Microsoft Yi Baiti"/>
-        <a:font script="Tibt" typeface="Microsoft Himalaya"/>
-        <a:font script="Thaa" typeface="MV Boli"/>
-        <a:font script="Deva" typeface="Mangal"/>
-        <a:font script="Telu" typeface="Gautami"/>
-        <a:font script="Taml" typeface="Latha"/>
-        <a:font script="Syrc" typeface="Estrangelo Edessa"/>
-        <a:font script="Orya" typeface="Kalinga"/>
-        <a:font script="Mlym" typeface="Kartika"/>
-        <a:font script="Laoo" typeface="DokChampa"/>
-        <a:font script="Sinh" typeface="Iskoola Pota"/>
-        <a:font script="Mong" typeface="Mongolian Baiti"/>
-        <a:font script="Viet" typeface="Times New Roman"/>
-        <a:font script="Uigh" typeface="Microsoft Uighur"/>
-        <a:font script="Geor" typeface="Sylfaen"/>
-      </a:majorFont>
-      <a:minorFont>
-        <a:latin typeface="Calibri"/>
-        <a:ea typeface=""/>
-        <a:cs typeface=""/>
-        <a:font script="Jpan" typeface="ＭＳ 明朝"/>
-        <a:font script="Hang" typeface="맑은 고딕"/>
-        <a:font script="Hans" typeface="宋体"/>
-        <a:font script="Hant" typeface="新細明體"/>
-        <a:font script="Arab" typeface="Arial"/>
-        <a:font script="Hebr" typeface="Arial"/>
-        <a:font script="Thai" typeface="Cordia New"/>
-        <a:font script="Ethi" typeface="Nyala"/>
-        <a:font script="Beng" typeface="Vrinda"/>
-        <a:font script="Gujr" typeface="Shruti"/>
-        <a:font script="Khmr" typeface="DaunPenh"/>
-        <a:font script="Knda" typeface="Tunga"/>
-        <a:font script="Guru" typeface="Raavi"/>
-        <a:font script="Cans" typeface="Euphemia"/>
-        <a:font script="Cher" typeface="Plantagenet Cherokee"/>
-        <a:font script="Yiii" typeface="Microsoft Yi Baiti"/>
-        <a:font script="Tibt" typeface="Microsoft Himalaya"/>
-        <a:font script="Thaa" typeface="MV Boli"/>
-        <a:font script="Deva" typeface="Mangal"/>
-        <a:font script="Telu" typeface="Gautami"/>
-        <a:font script="Taml" typeface="Latha"/>
-        <a:font script="Syrc" typeface="Estrangelo Edessa"/>
-        <a:font script="Orya" typeface="Kalinga"/>
-        <a:font script="Mlym" typeface="Kartika"/>
-        <a:font script="Laoo" typeface="DokChampa"/>
-        <a:font script="Sinh" typeface="Iskoola Pota"/>
-        <a:font script="Mong" typeface="Mongolian Baiti"/>
-        <a:font script="Viet" typeface="Arial"/>
-        <a:font script="Uigh" typeface="Microsoft Uighur"/>
-        <a:font script="Geor" typeface="Sylfaen"/>
-      </a:minorFont>
-    </a:fontScheme>
-    <a:fmtScheme name="Office">
-      <a:fillStyleLst>
-        <a:solidFill>
-          <a:schemeClr val="phClr"/>
-        </a:solidFill>
-        <a:gradFill rotWithShape="1">
-          <a:gsLst>
-            <a:gs pos="0">
-              <a:schemeClr val="phClr">
-                <a:tint val="50000"/>
-                <a:satMod val="300000"/>
-              </a:schemeClr>
-            </a:gs>
-            <a:gs pos="35000">
-              <a:schemeClr val="phClr">
-                <a:tint val="37000"/>
-                <a:satMod val="300000"/>
-              </a:schemeClr>
-            </a:gs>
-            <a:gs pos="100000">
-              <a:schemeClr val="phClr">
-                <a:tint val="15000"/>
-                <a:satMod val="350000"/>
-              </a:schemeClr>
-            </a:gs>
-          </a:gsLst>
-          <a:lin ang="16200000" scaled="1"/>
-        </a:gradFill>
-        <a:gradFill rotWithShape="1">
-          <a:gsLst>
-            <a:gs pos="0">
-              <a:schemeClr val="phClr">
-                <a:shade val="51000"/>
-                <a:satMod val="130000"/>
-              </a:schemeClr>
-            </a:gs>
-            <a:gs pos="80000">
-              <a:schemeClr val="phClr">
-                <a:shade val="93000"/>
-                <a:satMod val="130000"/>
-              </a:schemeClr>
-            </a:gs>
-            <a:gs pos="100000">
-              <a:schemeClr val="phClr">
-                <a:shade val="94000"/>
-                <a:satMod val="135000"/>
-              </a:schemeClr>
-            </a:gs>
-          </a:gsLst>
-          <a:lin ang="16200000" scaled="0"/>
-        </a:gradFill>
-      </a:fillStyleLst>
-      <a:lnStyleLst>
-        <a:ln w="9525" cap="flat" cmpd="sng" algn="ctr">
-          <a:solidFill>
-            <a:schemeClr val="phClr">
-              <a:shade val="95000"/>
-              <a:satMod val="105000"/>
-            </a:schemeClr>
-          </a:solidFill>
-          <a:prstDash val="solid"/>
-        </a:ln>
-        <a:ln w="25400" cap="flat" cmpd="sng" algn="ctr">
-          <a:solidFill>
-            <a:schemeClr val="phClr"/>
-          </a:solidFill>
-          <a:prstDash val="solid"/>
-        </a:ln>
-        <a:ln w="38100" cap="flat" cmpd="sng" algn="ctr">
-          <a:solidFill>
-            <a:schemeClr val="phClr"/>
-          </a:solidFill>
-          <a:prstDash val="solid"/>
-        </a:ln>
-      </a:lnStyleLst>
-      <a:effectStyleLst>
-        <a:effectStyle>
-          <a:effectLst>
-            <a:outerShdw blurRad="40000" dist="20000" dir="5400000" rotWithShape="0">
-              <a:srgbClr val="000000">
-                <a:alpha val="38000"/>
-              </a:srgbClr>
-            </a:outerShdw>
-          </a:effectLst>
-        </a:effectStyle>
-        <a:effectStyle>
-          <a:effectLst>
-            <a:outerShdw blurRad="40000" dist="23000" dir="5400000" rotWithShape="0">
-              <a:srgbClr val="000000">
-                <a:alpha val="35000"/>
-              </a:srgbClr>
-            </a:outerShdw>
-          </a:effectLst>
-        </a:effectStyle>
-        <a:effectStyle>
-          <a:effectLst>
-            <a:outerShdw blurRad="40000" dist="23000" dir="5400000" rotWithShape="0">
-              <a:srgbClr val="000000">
-                <a:alpha val="35000"/>
-              </a:srgbClr>
-            </a:outerShdw>
-          </a:effectLst>
-          <a:scene3d>
-            <a:camera prst="orthographicFront">
-              <a:rot lat="0" lon="0" rev="0"/>
-            </a:camera>
-            <a:lightRig rig="threePt" dir="t">
-              <a:rot lat="0" lon="0" rev="1200000"/>
-            </a:lightRig>
-          </a:scene3d>
-          <a:sp3d>
-            <a:bevelT w="63500" h="25400"/>
-          </a:sp3d>
-        </a:effectStyle>
-      </a:effectStyleLst>
-      <a:bgFillStyleLst>
-        <a:solidFill>
-          <a:schemeClr val="phClr"/>
-        </a:solidFill>
-        <a:gradFill rotWithShape="1">
-          <a:gsLst>
-            <a:gs pos="0">
-              <a:schemeClr val="phClr">
-                <a:tint val="40000"/>
-                <a:satMod val="350000"/>
-              </a:schemeClr>
-            </a:gs>
-            <a:gs pos="40000">
-              <a:schemeClr val="phClr">
-                <a:tint val="45000"/>
-                <a:shade val="99000"/>
-                <a:satMod val="350000"/>
-              </a:schemeClr>
-            </a:gs>
-            <a:gs pos="100000">
-              <a:schemeClr val="phClr">
-                <a:shade val="20000"/>
-                <a:satMod val="255000"/>
-              </a:schemeClr>
-            </a:gs>
-          </a:gsLst>
-          <a:path path="circle">
-            <a:fillToRect l="50000" t="-80000" r="50000" b="180000"/>
-          </a:path>
-        </a:gradFill>
-        <a:gradFill rotWithShape="1">
-          <a:gsLst>
-            <a:gs pos="0">
-              <a:schemeClr val="phClr">
-                <a:tint val="80000"/>
-                <a:satMod val="300000"/>
-              </a:schemeClr>
-            </a:gs>
-            <a:gs pos="100000">
-              <a:schemeClr val="phClr">
-                <a:shade val="30000"/>
-                <a:satMod val="200000"/>
-              </a:schemeClr>
-            </a:gs>
-          </a:gsLst>
-          <a:path path="circle">
-            <a:fillToRect l="50000" t="50000" r="50000" b="50000"/>
-          </a:path>
-        </a:gradFill>
-      </a:bgFillStyleLst>
-    </a:fmtScheme>
-  </a:themeElements>
-  <a:objectDefaults/>
-  <a:extraClrSchemeLst/>
-</a:theme>
 </file>